--- a/manuscript/kodama_cpp_jmlr_submission_readiness.docx
+++ b/manuscript/kodama_cpp_jmlr_submission_readiness.docx
@@ -277,7 +277,7 @@
                 <w:rFonts w:ascii="Calibri" w:hAnsi="Calibri"/>
                 <w:sz w:val="17"/>
               </w:rPr>
-              <w:t>KODAMA 3.3 is the current CRAN release. Its deprecated FUN argument is ignored and its automatic PLS-DA route is not classifier-parity with kodama-cpp latent-space PLS-LDA, so it requires a separately labeled end-to-end comparison.</w:t>
+              <w:t>A separately labeled MetRef M=20/Tcycle=20 systems check compares KODAMA 3.3 CPU4 with kodama-cpp PLS-LDA CPU4. It reports unfavorable results unchanged and explicitly states classifier non-parity and the CUDA k limit.</w:t>
             </w:r>
           </w:p>
         </w:tc>
@@ -301,7 +301,7 @@
                 <w:rFonts w:ascii="Calibri" w:hAnsi="Calibri"/>
                 <w:sz w:val="17"/>
               </w:rPr>
-              <w:t>Benchmark pending</w:t>
+              <w:t>Completed on chiamaka</w:t>
             </w:r>
           </w:p>
         </w:tc>
@@ -739,7 +739,7 @@
                 <w:rFonts w:ascii="Calibri" w:hAnsi="Calibri"/>
                 <w:sz w:val="17"/>
               </w:rPr>
-              <w:t>Manual CPU, CUDA, Metal, R, and Python checks are recorded, but no cross-platform GitHub Actions workflow or measured coverage report is yet committed.</w:t>
+              <w:t>GitHub Actions builds and tests the CPU core on Linux/macOS, native Metal on macOS, and the R/Python wrappers on Ubuntu. A separate LLVM workflow reports CPU coverage.</w:t>
             </w:r>
           </w:p>
         </w:tc>
@@ -763,7 +763,7 @@
                 <w:rFonts w:ascii="Calibri" w:hAnsi="Calibri"/>
                 <w:sz w:val="17"/>
               </w:rPr>
-              <w:t>Release blocker</w:t>
+              <w:t>Completed at 0e019c1</w:t>
             </w:r>
           </w:p>
         </w:tc>
@@ -816,7 +816,7 @@
                 <w:rFonts w:ascii="Calibri" w:hAnsi="Calibri"/>
                 <w:sz w:val="17"/>
               </w:rPr>
-              <w:t>Installation and wrapper references exist; a compact end-to-end C++/R/Python tutorial and browsable generated API site are still needed.</w:t>
+              <w:t>A compact C++/R/Python walkthrough and generated Doxygen API are published through GitHub Pages.</w:t>
             </w:r>
           </w:p>
         </w:tc>
@@ -840,7 +840,7 @@
                 <w:rFonts w:ascii="Calibri" w:hAnsi="Calibri"/>
                 <w:sz w:val="17"/>
               </w:rPr>
-              <w:t>Release blocker</w:t>
+              <w:t>Completed and URL verified</w:t>
             </w:r>
           </w:p>
         </w:tc>
@@ -994,7 +994,7 @@
                 <w:rFonts w:ascii="Calibri" w:hAnsi="Calibri"/>
                 <w:sz w:val="17"/>
               </w:rPr>
-              <w:t>Five-dataset CUDA panel complete, including the 44,808-sample scale case; matched-backend rows pending</w:t>
+              <w:t>Five-dataset CUDA panel complete; current-CRAN CPU4 check complete; exact current-CRAN CUDA match excluded because k=500 exceeds the native CUDA limit</w:t>
             </w:r>
           </w:p>
         </w:tc>

--- a/manuscript/kodama_cpp_jmlr_submission_readiness.docx
+++ b/manuscript/kodama_cpp_jmlr_submission_readiness.docx
@@ -87,6 +87,7 @@
           </w:tcPr>
           <w:p>
             <w:pPr>
+              <w:keepNext/>
               <w:spacing w:after="40" w:line="264" w:lineRule="auto"/>
             </w:pPr>
             <w:r>
@@ -113,6 +114,7 @@
           </w:tcPr>
           <w:p>
             <w:pPr>
+              <w:keepNext/>
               <w:spacing w:after="40" w:line="264" w:lineRule="auto"/>
             </w:pPr>
             <w:r>
@@ -139,6 +141,7 @@
           </w:tcPr>
           <w:p>
             <w:pPr>
+              <w:keepNext/>
               <w:spacing w:after="40" w:line="264" w:lineRule="auto"/>
             </w:pPr>
             <w:r>
@@ -407,7 +410,7 @@
                 <w:rFonts w:ascii="Calibri" w:hAnsi="Calibri"/>
                 <w:sz w:val="17"/>
               </w:rPr>
-              <w:t>Version/tag/DOI</w:t>
+              <w:t>Version/tag/archive</w:t>
             </w:r>
           </w:p>
         </w:tc>
@@ -431,7 +434,7 @@
                 <w:rFonts w:ascii="Calibri" w:hAnsi="Calibri"/>
                 <w:sz w:val="17"/>
               </w:rPr>
-              <w:t>Release checklist and clean-tag archive script prevent an uncommitted or dirty artifact from being cited.</w:t>
+              <w:t>Release checklist and clean-tag archive script prevent an uncommitted or dirty artifact from being cited; a DOI is optional.</w:t>
             </w:r>
           </w:p>
         </w:tc>
@@ -662,7 +665,7 @@
                 <w:rFonts w:ascii="Calibri" w:hAnsi="Calibri"/>
                 <w:sz w:val="17"/>
               </w:rPr>
-              <w:t>An isolated CUDA 13.2 release-candidate build passed all four configured CTests, including license, core, public-API, and float32 install-consumer checks.</w:t>
+              <w:t>An isolated commit-9da48ee CUDA 13.0 build targeting compute capability 12.0 passed all three configured license, numerical/core, and public-API tests; the installed R wrapper passed testthat.</w:t>
             </w:r>
           </w:p>
         </w:tc>
@@ -763,7 +766,7 @@
                 <w:rFonts w:ascii="Calibri" w:hAnsi="Calibri"/>
                 <w:sz w:val="17"/>
               </w:rPr>
-              <w:t>Completed at 0e019c1</w:t>
+              <w:t>Completed at 9da48ee</w:t>
             </w:r>
           </w:p>
         </w:tc>
@@ -841,6 +844,237 @@
                 <w:sz w:val="17"/>
               </w:rPr>
               <w:t>Completed and URL verified</w:t>
+            </w:r>
+          </w:p>
+        </w:tc>
+      </w:tr>
+      <w:tr>
+        <w:trPr>
+          <w:cantSplit/>
+        </w:trPr>
+        <w:tc>
+          <w:tcPr>
+            <w:tcW w:type="dxa" w:w="2232"/>
+            <w:vAlign w:val="center"/>
+            <w:tcMar>
+              <w:top w:w="80" w:type="dxa"/>
+              <w:bottom w:w="80" w:type="dxa"/>
+              <w:start w:w="120" w:type="dxa"/>
+              <w:end w:w="120" w:type="dxa"/>
+            </w:tcMar>
+          </w:tcPr>
+          <w:p>
+            <w:pPr>
+              <w:spacing w:after="40" w:line="264" w:lineRule="auto"/>
+            </w:pPr>
+            <w:r>
+              <w:rPr>
+                <w:rFonts w:ascii="Calibri" w:hAnsi="Calibri"/>
+                <w:sz w:val="17"/>
+              </w:rPr>
+              <w:t>Active user community</w:t>
+            </w:r>
+          </w:p>
+        </w:tc>
+        <w:tc>
+          <w:tcPr>
+            <w:tcW w:type="dxa" w:w="5976"/>
+            <w:vAlign w:val="center"/>
+            <w:tcMar>
+              <w:top w:w="80" w:type="dxa"/>
+              <w:bottom w:w="80" w:type="dxa"/>
+              <w:start w:w="120" w:type="dxa"/>
+              <w:end w:w="120" w:type="dxa"/>
+            </w:tcMar>
+          </w:tcPr>
+          <w:p>
+            <w:pPr>
+              <w:spacing w:after="40" w:line="264" w:lineRule="auto"/>
+            </w:pPr>
+            <w:r>
+              <w:rPr>
+                <w:rFonts w:ascii="Calibri" w:hAnsi="Calibri"/>
+                <w:sz w:val="17"/>
+              </w:rPr>
+              <w:t>The cover letter reports dated CRANlogs evidence for the predecessor R package and explicitly discloses that the new library has no public adoption metrics yet.</w:t>
+            </w:r>
+          </w:p>
+        </w:tc>
+        <w:tc>
+          <w:tcPr>
+            <w:tcW w:type="dxa" w:w="1800"/>
+            <w:vAlign w:val="center"/>
+            <w:tcMar>
+              <w:top w:w="80" w:type="dxa"/>
+              <w:bottom w:w="80" w:type="dxa"/>
+              <w:start w:w="120" w:type="dxa"/>
+              <w:end w:w="120" w:type="dxa"/>
+            </w:tcMar>
+          </w:tcPr>
+          <w:p>
+            <w:pPr>
+              <w:spacing w:after="40" w:line="264" w:lineRule="auto"/>
+            </w:pPr>
+            <w:r>
+              <w:rPr>
+                <w:rFonts w:ascii="Calibri" w:hAnsi="Calibri"/>
+                <w:sz w:val="17"/>
+              </w:rPr>
+              <w:t>Independent kodama-cpp usage evidence pending</w:t>
+            </w:r>
+          </w:p>
+        </w:tc>
+      </w:tr>
+      <w:tr>
+        <w:trPr>
+          <w:cantSplit/>
+        </w:trPr>
+        <w:tc>
+          <w:tcPr>
+            <w:tcW w:type="dxa" w:w="2232"/>
+            <w:vAlign w:val="center"/>
+            <w:tcMar>
+              <w:top w:w="80" w:type="dxa"/>
+              <w:bottom w:w="80" w:type="dxa"/>
+              <w:start w:w="120" w:type="dxa"/>
+              <w:end w:w="120" w:type="dxa"/>
+            </w:tcMar>
+          </w:tcPr>
+          <w:p>
+            <w:pPr>
+              <w:spacing w:after="40" w:line="264" w:lineRule="auto"/>
+            </w:pPr>
+            <w:r>
+              <w:rPr>
+                <w:rFonts w:ascii="Calibri" w:hAnsi="Calibri"/>
+                <w:sz w:val="17"/>
+              </w:rPr>
+              <w:t>Python publication</w:t>
+            </w:r>
+          </w:p>
+        </w:tc>
+        <w:tc>
+          <w:tcPr>
+            <w:tcW w:type="dxa" w:w="5976"/>
+            <w:vAlign w:val="center"/>
+            <w:tcMar>
+              <w:top w:w="80" w:type="dxa"/>
+              <w:bottom w:w="80" w:type="dxa"/>
+              <w:start w:w="120" w:type="dxa"/>
+              <w:end w:w="120" w:type="dxa"/>
+            </w:tcMar>
+          </w:tcPr>
+          <w:p>
+            <w:pPr>
+              <w:spacing w:after="40" w:line="264" w:lineRule="auto"/>
+            </w:pPr>
+            <w:r>
+              <w:rPr>
+                <w:rFonts w:ascii="Calibri" w:hAnsi="Calibri"/>
+                <w:sz w:val="17"/>
+              </w:rPr>
+              <w:t>The tested Python wrapper is included in the public core repository and exercised by CI.</w:t>
+            </w:r>
+          </w:p>
+        </w:tc>
+        <w:tc>
+          <w:tcPr>
+            <w:tcW w:type="dxa" w:w="1800"/>
+            <w:vAlign w:val="center"/>
+            <w:tcMar>
+              <w:top w:w="80" w:type="dxa"/>
+              <w:bottom w:w="80" w:type="dxa"/>
+              <w:start w:w="120" w:type="dxa"/>
+              <w:end w:w="120" w:type="dxa"/>
+            </w:tcMar>
+          </w:tcPr>
+          <w:p>
+            <w:pPr>
+              <w:spacing w:after="40" w:line="264" w:lineRule="auto"/>
+            </w:pPr>
+            <w:r>
+              <w:rPr>
+                <w:rFonts w:ascii="Calibri" w:hAnsi="Calibri"/>
+                <w:sz w:val="17"/>
+              </w:rPr>
+              <w:t>Standalone public repository pending</w:t>
+            </w:r>
+          </w:p>
+        </w:tc>
+      </w:tr>
+      <w:tr>
+        <w:trPr>
+          <w:cantSplit/>
+        </w:trPr>
+        <w:tc>
+          <w:tcPr>
+            <w:tcW w:type="dxa" w:w="2232"/>
+            <w:vAlign w:val="center"/>
+            <w:tcMar>
+              <w:top w:w="80" w:type="dxa"/>
+              <w:bottom w:w="80" w:type="dxa"/>
+              <w:start w:w="120" w:type="dxa"/>
+              <w:end w:w="120" w:type="dxa"/>
+            </w:tcMar>
+          </w:tcPr>
+          <w:p>
+            <w:pPr>
+              <w:spacing w:after="40" w:line="264" w:lineRule="auto"/>
+            </w:pPr>
+            <w:r>
+              <w:rPr>
+                <w:rFonts w:ascii="Calibri" w:hAnsi="Calibri"/>
+                <w:sz w:val="17"/>
+              </w:rPr>
+              <w:t>Coverage depth</w:t>
+            </w:r>
+          </w:p>
+        </w:tc>
+        <w:tc>
+          <w:tcPr>
+            <w:tcW w:type="dxa" w:w="5976"/>
+            <w:vAlign w:val="center"/>
+            <w:tcMar>
+              <w:top w:w="80" w:type="dxa"/>
+              <w:bottom w:w="80" w:type="dxa"/>
+              <w:start w:w="120" w:type="dxa"/>
+              <w:end w:w="120" w:type="dxa"/>
+            </w:tcMar>
+          </w:tcPr>
+          <w:p>
+            <w:pPr>
+              <w:spacing w:after="40" w:line="264" w:lineRule="auto"/>
+            </w:pPr>
+            <w:r>
+              <w:rPr>
+                <w:rFonts w:ascii="Calibri" w:hAnsi="Calibri"/>
+                <w:sz w:val="17"/>
+              </w:rPr>
+              <w:t>LLVM reports 63.58% line and 57.03% branch CPU coverage; hardware-specific tests cover Metal and manually validated CUDA paths.</w:t>
+            </w:r>
+          </w:p>
+        </w:tc>
+        <w:tc>
+          <w:tcPr>
+            <w:tcW w:type="dxa" w:w="1800"/>
+            <w:vAlign w:val="center"/>
+            <w:tcMar>
+              <w:top w:w="80" w:type="dxa"/>
+              <w:bottom w:w="80" w:type="dxa"/>
+              <w:start w:w="120" w:type="dxa"/>
+              <w:end w:w="120" w:type="dxa"/>
+            </w:tcMar>
+          </w:tcPr>
+          <w:p>
+            <w:pPr>
+              <w:spacing w:after="40" w:line="264" w:lineRule="auto"/>
+            </w:pPr>
+            <w:r>
+              <w:rPr>
+                <w:rFonts w:ascii="Calibri" w:hAnsi="Calibri"/>
+                <w:sz w:val="17"/>
+              </w:rPr>
+              <w:t>Substantial state-machine, graph, PLS, and CUDA audit expansion pending</w:t>
             </w:r>
           </w:p>
         </w:tc>

--- a/manuscript/kodama_cpp_jmlr_submission_readiness.docx
+++ b/manuscript/kodama_cpp_jmlr_submission_readiness.docx
@@ -665,7 +665,7 @@
                 <w:rFonts w:ascii="Calibri" w:hAnsi="Calibri"/>
                 <w:sz w:val="17"/>
               </w:rPr>
-              <w:t>An isolated commit-9da48ee CUDA 13.0 build targeting compute capability 12.0 passed all three configured license, numerical/core, and public-API tests; the installed R wrapper passed testthat.</w:t>
+              <w:t>Commit a32f718 passed all four configured license, numerical/core, public-API, and float32 smoke tests in the CUDA 13.0 build on chiamaka.</w:t>
             </w:r>
           </w:p>
         </w:tc>
@@ -742,7 +742,7 @@
                 <w:rFonts w:ascii="Calibri" w:hAnsi="Calibri"/>
                 <w:sz w:val="17"/>
               </w:rPr>
-              <w:t>GitHub Actions builds and tests the CPU core on Linux/macOS, native Metal on macOS, and the R/Python wrappers on Ubuntu. A separate LLVM workflow reports CPU coverage.</w:t>
+              <w:t>GitHub Actions builds and tests the CPU core on Linux/macOS, native Metal on macOS, and the R/Python wrappers on Ubuntu. Separate coverage and API-documentation workflows passed for a32f718.</w:t>
             </w:r>
           </w:p>
         </w:tc>
@@ -766,7 +766,7 @@
                 <w:rFonts w:ascii="Calibri" w:hAnsi="Calibri"/>
                 <w:sz w:val="17"/>
               </w:rPr>
-              <w:t>Completed at 9da48ee</w:t>
+              <w:t>Completed at a32f718</w:t>
             </w:r>
           </w:p>
         </w:tc>

--- a/manuscript/kodama_cpp_jmlr_submission_readiness.docx
+++ b/manuscript/kodama_cpp_jmlr_submission_readiness.docx
@@ -64,9 +64,9 @@
         </w:tblBorders>
       </w:tblPr>
       <w:tblGrid>
-        <w:gridCol w:w="3216"/>
-        <w:gridCol w:w="3216"/>
-        <w:gridCol w:w="3216"/>
+        <w:gridCol w:w="3504"/>
+        <w:gridCol w:w="3504"/>
+        <w:gridCol w:w="3504"/>
       </w:tblGrid>
       <w:tr>
         <w:trPr>
@@ -179,7 +179,7 @@
                 <w:rFonts w:ascii="Calibri" w:hAnsi="Calibri"/>
                 <w:sz w:val="17"/>
               </w:rPr>
-              <w:t>Legacy KNN comparison</w:t>
+              <w:t>KODAMA 2.4.1/2.4 comparison</w:t>
             </w:r>
           </w:p>
         </w:tc>
@@ -203,7 +203,7 @@
                 <w:rFonts w:ascii="Calibri" w:hAnsi="Calibri"/>
                 <w:sz w:val="17"/>
               </w:rPr>
-              <w:t>A matched MetRef KNN benchmark compares the KNN-capable KODAMA 2.4.1 release with kodama-cpp single-core CPU, four-core CPU, and CUDA paths. It is not presented as the current CRAN baseline.</w:t>
+              <w:t>MetRef includes a classifier-matched KNN benchmark and a separately labeled historical PLS-DA benchmark. The latter contextualizes the predecessor but is not a matched speedup baseline for the new SIMPLS plus latent-space LDA route. Later KODAMA releases are excluded.</w:t>
             </w:r>
           </w:p>
         </w:tc>
@@ -227,84 +227,7 @@
                 <w:rFonts w:ascii="Calibri" w:hAnsi="Calibri"/>
                 <w:sz w:val="17"/>
               </w:rPr>
-              <w:t>Completed on chiamaka</w:t>
-            </w:r>
-          </w:p>
-        </w:tc>
-      </w:tr>
-      <w:tr>
-        <w:trPr>
-          <w:cantSplit/>
-        </w:trPr>
-        <w:tc>
-          <w:tcPr>
-            <w:tcW w:type="dxa" w:w="2232"/>
-            <w:vAlign w:val="center"/>
-            <w:tcMar>
-              <w:top w:w="80" w:type="dxa"/>
-              <w:bottom w:w="80" w:type="dxa"/>
-              <w:start w:w="120" w:type="dxa"/>
-              <w:end w:w="120" w:type="dxa"/>
-            </w:tcMar>
-          </w:tcPr>
-          <w:p>
-            <w:pPr>
-              <w:spacing w:after="40" w:line="264" w:lineRule="auto"/>
-            </w:pPr>
-            <w:r>
-              <w:rPr>
-                <w:rFonts w:ascii="Calibri" w:hAnsi="Calibri"/>
-                <w:sz w:val="17"/>
-              </w:rPr>
-              <w:t>Current CRAN comparison</w:t>
-            </w:r>
-          </w:p>
-        </w:tc>
-        <w:tc>
-          <w:tcPr>
-            <w:tcW w:type="dxa" w:w="5976"/>
-            <w:vAlign w:val="center"/>
-            <w:tcMar>
-              <w:top w:w="80" w:type="dxa"/>
-              <w:bottom w:w="80" w:type="dxa"/>
-              <w:start w:w="120" w:type="dxa"/>
-              <w:end w:w="120" w:type="dxa"/>
-            </w:tcMar>
-          </w:tcPr>
-          <w:p>
-            <w:pPr>
-              <w:spacing w:after="40" w:line="264" w:lineRule="auto"/>
-            </w:pPr>
-            <w:r>
-              <w:rPr>
-                <w:rFonts w:ascii="Calibri" w:hAnsi="Calibri"/>
-                <w:sz w:val="17"/>
-              </w:rPr>
-              <w:t>A separately labeled MetRef M=20/Tcycle=20 systems check compares KODAMA 3.3 CPU4 with kodama-cpp PLS-LDA CPU4. It reports unfavorable results unchanged and explicitly states classifier non-parity and the CUDA k limit.</w:t>
-            </w:r>
-          </w:p>
-        </w:tc>
-        <w:tc>
-          <w:tcPr>
-            <w:tcW w:type="dxa" w:w="1800"/>
-            <w:vAlign w:val="center"/>
-            <w:tcMar>
-              <w:top w:w="80" w:type="dxa"/>
-              <w:bottom w:w="80" w:type="dxa"/>
-              <w:start w:w="120" w:type="dxa"/>
-              <w:end w:w="120" w:type="dxa"/>
-            </w:tcMar>
-          </w:tcPr>
-          <w:p>
-            <w:pPr>
-              <w:spacing w:after="40" w:line="264" w:lineRule="auto"/>
-            </w:pPr>
-            <w:r>
-              <w:rPr>
-                <w:rFonts w:ascii="Calibri" w:hAnsi="Calibri"/>
-                <w:sz w:val="17"/>
-              </w:rPr>
-              <w:t>Completed on chiamaka</w:t>
+              <w:t>Historical PLS-DA rerun completed on chiamaka</w:t>
             </w:r>
           </w:p>
         </w:tc>
@@ -434,7 +357,7 @@
                 <w:rFonts w:ascii="Calibri" w:hAnsi="Calibri"/>
                 <w:sz w:val="17"/>
               </w:rPr>
-              <w:t>Release checklist and clean-tag archive script prevent an uncommitted or dirty artifact from being cited; a DOI is optional.</w:t>
+              <w:t>The manuscript records public core commit 0b8b873 and R-wrapper commit 7090592. A release checklist and clean-tag archive script prevent an uncommitted or dirty artifact from being cited; a DOI is optional.</w:t>
             </w:r>
           </w:p>
         </w:tc>
@@ -949,7 +872,7 @@
                 <w:rFonts w:ascii="Calibri" w:hAnsi="Calibri"/>
                 <w:sz w:val="17"/>
               </w:rPr>
-              <w:t>Python publication</w:t>
+              <w:t>Local wrapper release checks</w:t>
             </w:r>
           </w:p>
         </w:tc>
@@ -973,7 +896,7 @@
                 <w:rFonts w:ascii="Calibri" w:hAnsi="Calibri"/>
                 <w:sz w:val="17"/>
               </w:rPr>
-              <w:t>The tested Python wrapper is included in the public core repository and exercised by CI.</w:t>
+              <w:t>R CMD check --as-cran passed with no errors or warnings and one environment-only macOS detritus NOTE; an isolated wheel built against the installed core passed eight tests including physical-Metal visualization diagnostics.</w:t>
             </w:r>
           </w:p>
         </w:tc>
@@ -997,7 +920,84 @@
                 <w:rFonts w:ascii="Calibri" w:hAnsi="Calibri"/>
                 <w:sz w:val="17"/>
               </w:rPr>
-              <w:t>Standalone public repository pending</w:t>
+              <w:t>Completed locally on current worktree</w:t>
+            </w:r>
+          </w:p>
+        </w:tc>
+      </w:tr>
+      <w:tr>
+        <w:trPr>
+          <w:cantSplit/>
+        </w:trPr>
+        <w:tc>
+          <w:tcPr>
+            <w:tcW w:type="dxa" w:w="2232"/>
+            <w:vAlign w:val="center"/>
+            <w:tcMar>
+              <w:top w:w="80" w:type="dxa"/>
+              <w:bottom w:w="80" w:type="dxa"/>
+              <w:start w:w="120" w:type="dxa"/>
+              <w:end w:w="120" w:type="dxa"/>
+            </w:tcMar>
+          </w:tcPr>
+          <w:p>
+            <w:pPr>
+              <w:spacing w:after="40" w:line="264" w:lineRule="auto"/>
+            </w:pPr>
+            <w:r>
+              <w:rPr>
+                <w:rFonts w:ascii="Calibri" w:hAnsi="Calibri"/>
+                <w:sz w:val="17"/>
+              </w:rPr>
+              <w:t>Python packaging</w:t>
+            </w:r>
+          </w:p>
+        </w:tc>
+        <w:tc>
+          <w:tcPr>
+            <w:tcW w:type="dxa" w:w="5976"/>
+            <w:vAlign w:val="center"/>
+            <w:tcMar>
+              <w:top w:w="80" w:type="dxa"/>
+              <w:bottom w:w="80" w:type="dxa"/>
+              <w:start w:w="120" w:type="dxa"/>
+              <w:end w:w="120" w:type="dxa"/>
+            </w:tcMar>
+          </w:tcPr>
+          <w:p>
+            <w:pPr>
+              <w:spacing w:after="40" w:line="264" w:lineRule="auto"/>
+            </w:pPr>
+            <w:r>
+              <w:rPr>
+                <w:rFonts w:ascii="Calibri" w:hAnsi="Calibri"/>
+                <w:sz w:val="17"/>
+              </w:rPr>
+              <w:t>The tested Python wrapper is versioned with the public core repository and exercised by CI.</w:t>
+            </w:r>
+          </w:p>
+        </w:tc>
+        <w:tc>
+          <w:tcPr>
+            <w:tcW w:type="dxa" w:w="1800"/>
+            <w:vAlign w:val="center"/>
+            <w:tcMar>
+              <w:top w:w="80" w:type="dxa"/>
+              <w:bottom w:w="80" w:type="dxa"/>
+              <w:start w:w="120" w:type="dxa"/>
+              <w:end w:w="120" w:type="dxa"/>
+            </w:tcMar>
+          </w:tcPr>
+          <w:p>
+            <w:pPr>
+              <w:spacing w:after="40" w:line="264" w:lineRule="auto"/>
+            </w:pPr>
+            <w:r>
+              <w:rPr>
+                <w:rFonts w:ascii="Calibri" w:hAnsi="Calibri"/>
+                <w:sz w:val="17"/>
+              </w:rPr>
+              <w:t>Completed for the bundled-source release architecture</w:t>
             </w:r>
           </w:p>
         </w:tc>
@@ -1050,7 +1050,7 @@
                 <w:rFonts w:ascii="Calibri" w:hAnsi="Calibri"/>
                 <w:sz w:val="17"/>
               </w:rPr>
-              <w:t>LLVM reports 63.58% line and 57.03% branch CPU coverage; hardware-specific tests cover Metal and manually validated CUDA paths.</w:t>
+              <w:t>LLVM reports 80.48% line and 69.33% branch CPU coverage. Dedicated graph/clustering, binary UMAP, matrix orchestration, and resident-IVF ownership/error contracts exercise portable behavior; physical Metal separately covers the native resident index and accelerator failures.</w:t>
             </w:r>
           </w:p>
         </w:tc>
@@ -1074,7 +1074,161 @@
                 <w:rFonts w:ascii="Calibri" w:hAnsi="Calibri"/>
                 <w:sz w:val="17"/>
               </w:rPr>
-              <w:t>Substantial state-machine, graph, PLS, and CUDA audit expansion pending</w:t>
+              <w:t>Improved locally; accelerator implementation branches and CUDA hardware CI remain pending</w:t>
+            </w:r>
+          </w:p>
+        </w:tc>
+      </w:tr>
+      <w:tr>
+        <w:trPr>
+          <w:cantSplit/>
+        </w:trPr>
+        <w:tc>
+          <w:tcPr>
+            <w:tcW w:type="dxa" w:w="2232"/>
+            <w:vAlign w:val="center"/>
+            <w:tcMar>
+              <w:top w:w="80" w:type="dxa"/>
+              <w:bottom w:w="80" w:type="dxa"/>
+              <w:start w:w="120" w:type="dxa"/>
+              <w:end w:w="120" w:type="dxa"/>
+            </w:tcMar>
+          </w:tcPr>
+          <w:p>
+            <w:pPr>
+              <w:spacing w:after="40" w:line="264" w:lineRule="auto"/>
+            </w:pPr>
+            <w:r>
+              <w:rPr>
+                <w:rFonts w:ascii="Calibri" w:hAnsi="Calibri"/>
+                <w:sz w:val="17"/>
+              </w:rPr>
+              <w:t>Large-sample SIMPLS range</w:t>
+            </w:r>
+          </w:p>
+        </w:tc>
+        <w:tc>
+          <w:tcPr>
+            <w:tcW w:type="dxa" w:w="5976"/>
+            <w:vAlign w:val="center"/>
+            <w:tcMar>
+              <w:top w:w="80" w:type="dxa"/>
+              <w:bottom w:w="80" w:type="dxa"/>
+              <w:start w:w="120" w:type="dxa"/>
+              <w:end w:w="120" w:type="dxa"/>
+            </w:tcMar>
+          </w:tcPr>
+          <w:p>
+            <w:pPr>
+              <w:spacing w:after="40" w:line="264" w:lineRule="auto"/>
+            </w:pPr>
+            <w:r>
+              <w:rPr>
+                <w:rFonts w:ascii="Calibri" w:hAnsi="Calibri"/>
+                <w:sz w:val="17"/>
+              </w:rPr>
+              <w:t>An overflow-only power-norm guard restores all 50 requested components on MNIST70k. Three-replicate CPU/Metal validation, a synthetic regression, AddressSanitizer, and physical Metal CTest pass.</w:t>
+            </w:r>
+          </w:p>
+        </w:tc>
+        <w:tc>
+          <w:tcPr>
+            <w:tcW w:type="dxa" w:w="1800"/>
+            <w:vAlign w:val="center"/>
+            <w:tcMar>
+              <w:top w:w="80" w:type="dxa"/>
+              <w:bottom w:w="80" w:type="dxa"/>
+              <w:start w:w="120" w:type="dxa"/>
+              <w:end w:w="120" w:type="dxa"/>
+            </w:tcMar>
+          </w:tcPr>
+          <w:p>
+            <w:pPr>
+              <w:spacing w:after="40" w:line="264" w:lineRule="auto"/>
+            </w:pPr>
+            <w:r>
+              <w:rPr>
+                <w:rFonts w:ascii="Calibri" w:hAnsi="Calibri"/>
+                <w:sz w:val="17"/>
+              </w:rPr>
+              <w:t>Local evidence complete; frozen CUDA confirmation pending</w:t>
+            </w:r>
+          </w:p>
+        </w:tc>
+      </w:tr>
+      <w:tr>
+        <w:trPr>
+          <w:cantSplit/>
+        </w:trPr>
+        <w:tc>
+          <w:tcPr>
+            <w:tcW w:type="dxa" w:w="2232"/>
+            <w:vAlign w:val="center"/>
+            <w:tcMar>
+              <w:top w:w="80" w:type="dxa"/>
+              <w:bottom w:w="80" w:type="dxa"/>
+              <w:start w:w="120" w:type="dxa"/>
+              <w:end w:w="120" w:type="dxa"/>
+            </w:tcMar>
+          </w:tcPr>
+          <w:p>
+            <w:pPr>
+              <w:spacing w:after="40" w:line="264" w:lineRule="auto"/>
+            </w:pPr>
+            <w:r>
+              <w:rPr>
+                <w:rFonts w:ascii="Calibri" w:hAnsi="Calibri"/>
+                <w:sz w:val="17"/>
+              </w:rPr>
+              <w:t>CPU PLS-LDA memory traffic</w:t>
+            </w:r>
+          </w:p>
+        </w:tc>
+        <w:tc>
+          <w:tcPr>
+            <w:tcW w:type="dxa" w:w="5976"/>
+            <w:vAlign w:val="center"/>
+            <w:tcMar>
+              <w:top w:w="80" w:type="dxa"/>
+              <w:bottom w:w="80" w:type="dxa"/>
+              <w:start w:w="120" w:type="dxa"/>
+              <w:end w:w="120" w:type="dxa"/>
+            </w:tcMar>
+          </w:tcPr>
+          <w:p>
+            <w:pPr>
+              <w:spacing w:after="40" w:line="264" w:lineRule="auto"/>
+            </w:pPr>
+            <w:r>
+              <w:rPr>
+                <w:rFonts w:ascii="Calibri" w:hAnsi="Calibri"/>
+                <w:sz w:val="17"/>
+              </w:rPr>
+              <w:t>Training class sums and the latent Gram matrix are streamed without complete score matrices. Four-dataset predictions match; TabulaMuris is 1.47x faster with a 0.587 peak-memory ratio.</w:t>
+            </w:r>
+          </w:p>
+        </w:tc>
+        <w:tc>
+          <w:tcPr>
+            <w:tcW w:type="dxa" w:w="1800"/>
+            <w:vAlign w:val="center"/>
+            <w:tcMar>
+              <w:top w:w="80" w:type="dxa"/>
+              <w:bottom w:w="80" w:type="dxa"/>
+              <w:start w:w="120" w:type="dxa"/>
+              <w:end w:w="120" w:type="dxa"/>
+            </w:tcMar>
+          </w:tcPr>
+          <w:p>
+            <w:pPr>
+              <w:spacing w:after="40" w:line="264" w:lineRule="auto"/>
+            </w:pPr>
+            <w:r>
+              <w:rPr>
+                <w:rFonts w:ascii="Calibri" w:hAnsi="Calibri"/>
+                <w:sz w:val="17"/>
+              </w:rPr>
+              <w:t>Accepted locally</w:t>
             </w:r>
           </w:p>
         </w:tc>
@@ -1180,6 +1334,160 @@
                 <w:rFonts w:ascii="Calibri" w:hAnsi="Calibri"/>
                 <w:sz w:val="17"/>
               </w:rPr>
+              <w:t>Full-cycle local backend controls</w:t>
+            </w:r>
+          </w:p>
+        </w:tc>
+        <w:tc>
+          <w:tcPr>
+            <w:tcW w:type="dxa" w:w="5976"/>
+            <w:vAlign w:val="center"/>
+            <w:tcMar>
+              <w:top w:w="80" w:type="dxa"/>
+              <w:bottom w:w="80" w:type="dxa"/>
+              <w:start w:w="120" w:type="dxa"/>
+              <w:end w:w="120" w:type="dxa"/>
+            </w:tcMar>
+          </w:tcPr>
+          <w:p>
+            <w:pPr>
+              <w:spacing w:after="40" w:line="264" w:lineRule="auto"/>
+            </w:pPr>
+            <w:r>
+              <w:rPr>
+                <w:rFonts w:ascii="Calibri" w:hAnsi="Calibri"/>
+                <w:sz w:val="17"/>
+              </w:rPr>
+              <w:t>Shared-graph MetRef, USPS, ImageSegmentation, PageBlocks, PenDigits, and SatImage runs use M=Tcycle=100, CPU4 and physical Metal. Raw COIL20 adds paired KNN timing and a censored PLS-LDA stress cell. After the Metal lifecycle correction, SatImage KNN is 1.21x faster than CPU4 and PLS-LDA is 1.93x faster than its pre-fix Metal path, while remaining 3.04x slower than CPU4 in this low-dimensional regime. MetRef independently confirms the correction.</w:t>
+            </w:r>
+          </w:p>
+        </w:tc>
+        <w:tc>
+          <w:tcPr>
+            <w:tcW w:type="dxa" w:w="1800"/>
+            <w:vAlign w:val="center"/>
+            <w:tcMar>
+              <w:top w:w="80" w:type="dxa"/>
+              <w:bottom w:w="80" w:type="dxa"/>
+              <w:start w:w="120" w:type="dxa"/>
+              <w:end w:w="120" w:type="dxa"/>
+            </w:tcMar>
+          </w:tcPr>
+          <w:p>
+            <w:pPr>
+              <w:spacing w:after="40" w:line="264" w:lineRule="auto"/>
+            </w:pPr>
+            <w:r>
+              <w:rPr>
+                <w:rFonts w:ascii="Calibri" w:hAnsi="Calibri"/>
+                <w:sz w:val="17"/>
+              </w:rPr>
+              <w:t>Completed locally; clean tagged CPU4/CUDA replication pending</w:t>
+            </w:r>
+          </w:p>
+        </w:tc>
+      </w:tr>
+      <w:tr>
+        <w:trPr>
+          <w:cantSplit/>
+        </w:trPr>
+        <w:tc>
+          <w:tcPr>
+            <w:tcW w:type="dxa" w:w="2232"/>
+            <w:vAlign w:val="center"/>
+            <w:tcMar>
+              <w:top w:w="80" w:type="dxa"/>
+              <w:bottom w:w="80" w:type="dxa"/>
+              <w:start w:w="120" w:type="dxa"/>
+              <w:end w:w="120" w:type="dxa"/>
+            </w:tcMar>
+          </w:tcPr>
+          <w:p>
+            <w:pPr>
+              <w:spacing w:after="40" w:line="264" w:lineRule="auto"/>
+            </w:pPr>
+            <w:r>
+              <w:rPr>
+                <w:rFonts w:ascii="Calibri" w:hAnsi="Calibri"/>
+                <w:sz w:val="17"/>
+              </w:rPr>
+              <w:t>Metal lifecycle and graph correction</w:t>
+            </w:r>
+          </w:p>
+        </w:tc>
+        <w:tc>
+          <w:tcPr>
+            <w:tcW w:type="dxa" w:w="5976"/>
+            <w:vAlign w:val="center"/>
+            <w:tcMar>
+              <w:top w:w="80" w:type="dxa"/>
+              <w:bottom w:w="80" w:type="dxa"/>
+              <w:start w:w="120" w:type="dxa"/>
+              <w:end w:w="120" w:type="dxa"/>
+            </w:tcMar>
+          </w:tcPr>
+          <w:p>
+            <w:pPr>
+              <w:spacing w:after="40" w:line="264" w:lineRule="auto"/>
+            </w:pPr>
+            <w:r>
+              <w:rPr>
+                <w:rFonts w:ascii="Calibri" w:hAnsi="Calibri"/>
+                <w:sz w:val="17"/>
+              </w:rPr>
+              <w:t>A bounded resident fold cache and device-budgeted independent-M scheduler (up to 32 lanes) remove repeated uploads without changing KODAMA or classifier mathematics. MetRef M=T=100 PLS-LDA improved 631.415 to 312.029 s with exact core diagnostics.</w:t>
+            </w:r>
+          </w:p>
+        </w:tc>
+        <w:tc>
+          <w:tcPr>
+            <w:tcW w:type="dxa" w:w="1800"/>
+            <w:vAlign w:val="center"/>
+            <w:tcMar>
+              <w:top w:w="80" w:type="dxa"/>
+              <w:bottom w:w="80" w:type="dxa"/>
+              <w:start w:w="120" w:type="dxa"/>
+              <w:end w:w="120" w:type="dxa"/>
+            </w:tcMar>
+          </w:tcPr>
+          <w:p>
+            <w:pPr>
+              <w:spacing w:after="40" w:line="264" w:lineRule="auto"/>
+            </w:pPr>
+            <w:r>
+              <w:rPr>
+                <w:rFonts w:ascii="Calibri" w:hAnsi="Calibri"/>
+                <w:sz w:val="17"/>
+              </w:rPr>
+              <w:t>Accepted locally; physical Metal suite passed</w:t>
+            </w:r>
+          </w:p>
+        </w:tc>
+      </w:tr>
+      <w:tr>
+        <w:trPr>
+          <w:cantSplit/>
+        </w:trPr>
+        <w:tc>
+          <w:tcPr>
+            <w:tcW w:type="dxa" w:w="2232"/>
+            <w:vAlign w:val="center"/>
+            <w:tcMar>
+              <w:top w:w="80" w:type="dxa"/>
+              <w:bottom w:w="80" w:type="dxa"/>
+              <w:start w:w="120" w:type="dxa"/>
+              <w:end w:w="120" w:type="dxa"/>
+            </w:tcMar>
+          </w:tcPr>
+          <w:p>
+            <w:pPr>
+              <w:spacing w:after="40" w:line="264" w:lineRule="auto"/>
+            </w:pPr>
+            <w:r>
+              <w:rPr>
+                <w:rFonts w:ascii="Calibri" w:hAnsi="Calibri"/>
+                <w:sz w:val="17"/>
+              </w:rPr>
               <w:t>Final ablations</w:t>
             </w:r>
           </w:p>
@@ -1228,7 +1536,7 @@
                 <w:rFonts w:ascii="Calibri" w:hAnsi="Calibri"/>
                 <w:sz w:val="17"/>
               </w:rPr>
-              <w:t>Five-dataset CUDA panel complete; current-CRAN CPU4 check complete; exact current-CRAN CUDA match excluded because k=500 exceeds the native CUDA limit</w:t>
+              <w:t>Eleven-dataset CUDA archive analyzed with three seed-matched replicates; replicated KODAMA 2.4.1 predecessor runs and the frozen confirmatory matrix remain required</w:t>
             </w:r>
           </w:p>
         </w:tc>
@@ -1281,7 +1589,7 @@
                 <w:rFonts w:ascii="Calibri" w:hAnsi="Calibri"/>
                 <w:sz w:val="17"/>
               </w:rPr>
-              <w:t>Classic and KODAMA UMAP/openTSNE use the same implementation/settings. The completed five-dataset panel retains positive and negative results, and the paper explicitly declines a universal improvement claim.</w:t>
+              <w:t>Classic and KODAMA UMAP/openTSNE are paired by dataset, seed, and CUDA profile. Dataset-level seed medians, 100,000-resample bootstrap intervals, exact Wilcoxon and sign tests, and Holm adjustment are reported. The archive is explicitly exploratory and no universal improvement is claimed.</w:t>
             </w:r>
           </w:p>
         </w:tc>
@@ -1305,7 +1613,84 @@
                 <w:rFonts w:ascii="Calibri" w:hAnsi="Calibri"/>
                 <w:sz w:val="17"/>
               </w:rPr>
-              <w:t>Completed for MetRef, PBMC3K PCA50, OptDigits, USPS, and Macosko2015 retina</w:t>
+              <w:t>PLS-LDA UMAP: 6/10, median +0.025, 95% CI [-0.067,+0.084], Holm p=0.557; KNN openTSNE: 0/10, Holm p=0.0078</w:t>
+            </w:r>
+          </w:p>
+        </w:tc>
+      </w:tr>
+      <w:tr>
+        <w:trPr>
+          <w:cantSplit/>
+        </w:trPr>
+        <w:tc>
+          <w:tcPr>
+            <w:tcW w:type="dxa" w:w="2232"/>
+            <w:vAlign w:val="center"/>
+            <w:tcMar>
+              <w:top w:w="80" w:type="dxa"/>
+              <w:bottom w:w="80" w:type="dxa"/>
+              <w:start w:w="120" w:type="dxa"/>
+              <w:end w:w="120" w:type="dxa"/>
+            </w:tcMar>
+          </w:tcPr>
+          <w:p>
+            <w:pPr>
+              <w:spacing w:after="40" w:line="264" w:lineRule="auto"/>
+            </w:pPr>
+            <w:r>
+              <w:rPr>
+                <w:rFonts w:ascii="Calibri" w:hAnsi="Calibri"/>
+                <w:sz w:val="17"/>
+              </w:rPr>
+              <w:t>HPC provenance</w:t>
+            </w:r>
+          </w:p>
+        </w:tc>
+        <w:tc>
+          <w:tcPr>
+            <w:tcW w:type="dxa" w:w="5976"/>
+            <w:vAlign w:val="center"/>
+            <w:tcMar>
+              <w:top w:w="80" w:type="dxa"/>
+              <w:bottom w:w="80" w:type="dxa"/>
+              <w:start w:w="120" w:type="dxa"/>
+              <w:end w:w="120" w:type="dxa"/>
+            </w:tcMar>
+          </w:tcPr>
+          <w:p>
+            <w:pPr>
+              <w:spacing w:after="40" w:line="264" w:lineRule="auto"/>
+            </w:pPr>
+            <w:r>
+              <w:rPr>
+                <w:rFonts w:ascii="Calibri" w:hAnsi="Calibri"/>
+                <w:sz w:val="17"/>
+              </w:rPr>
+              <w:t>Uploaded run manifests preserve dataset and parameter metadata but record git_commit=NA. The manuscript does not retrospectively assign them to a source revision.</w:t>
+            </w:r>
+          </w:p>
+        </w:tc>
+        <w:tc>
+          <w:tcPr>
+            <w:tcW w:type="dxa" w:w="1800"/>
+            <w:vAlign w:val="center"/>
+            <w:tcMar>
+              <w:top w:w="80" w:type="dxa"/>
+              <w:bottom w:w="80" w:type="dxa"/>
+              <w:start w:w="120" w:type="dxa"/>
+              <w:end w:w="120" w:type="dxa"/>
+            </w:tcMar>
+          </w:tcPr>
+          <w:p>
+            <w:pPr>
+              <w:spacing w:after="40" w:line="264" w:lineRule="auto"/>
+            </w:pPr>
+            <w:r>
+              <w:rPr>
+                <w:rFonts w:ascii="Calibri" w:hAnsi="Calibri"/>
+                <w:sz w:val="17"/>
+              </w:rPr>
+              <w:t>Clean tagged confirmatory rerun with source checksum and container digest pending</w:t>
             </w:r>
           </w:p>
         </w:tc>
@@ -1467,7 +1852,7 @@
     </w:tbl>
     <w:sectPr>
       <w:pgSz w:w="12240" w:h="15840"/>
-      <w:pgMar w:top="1037" w:right="1296" w:bottom="1037" w:left="1296" w:header="708" w:footer="708" w:gutter="0"/>
+      <w:pgMar w:top="792" w:right="864" w:bottom="792" w:left="864" w:header="708" w:footer="708" w:gutter="0"/>
       <w:cols w:space="720"/>
       <w:docGrid w:linePitch="360"/>
     </w:sectPr>
@@ -1843,7 +2228,7 @@
     </w:pPr>
     <w:rPr>
       <w:rFonts w:ascii="Calibri" w:hAnsi="Calibri"/>
-      <w:sz w:val="20"/>
+      <w:sz w:val="17"/>
     </w:rPr>
   </w:style>
   <w:style w:type="paragraph" w:styleId="Header">
